--- a/conteudo-assistente/Falas e Objeções no Atendimento por Tabulacao.docx
+++ b/conteudo-assistente/Falas e Objeções no Atendimento por Tabulacao.docx
@@ -41,7 +41,7 @@
           <w:pgNumType w:start="1"/>
         </w:sectPr>
       </w:pPr>
-      <w:bookmarkStart w:colFirst="0" w:colLast="0" w:name="_tjmbybfzoytu" w:id="0"/>
+      <w:bookmarkStart w:colFirst="0" w:colLast="0" w:name="_9x7xua943kk2" w:id="0"/>
       <w:bookmarkEnd w:id="0"/>
       <w:r>
         <w:rPr>
@@ -895,6 +895,28 @@
           <w:ilvl w:val="0"/>
           <w:numId w:val="16"/>
         </w:numPr>
+        <w:spacing w:after="0" w:afterAutospacing="0" w:before="0" w:beforeAutospacing="0" w:lineRule="auto"/>
+        <w:ind w:left="720" w:hanging="360"/>
+        <w:rPr>
+          <w:i w:val="1"/>
+          <w:iCs w:val="1"/>
+        </w:rPr>
+      </w:pPr>
+      <w:r>
+        <w:rPr>
+          <w:i w:val="1"/>
+          <w:iCs w:val="1"/>
+          <w:rtl w:val="0"/>
+        </w:rPr>
+        <w:t xml:space="preserve">"Ele já foi dessa pra melhor."</w:t>
+      </w:r>
+    </w:p>
+    <w:p>
+      <w:pPr>
+        <w:numPr>
+          <w:ilvl w:val="0"/>
+          <w:numId w:val="16"/>
+        </w:numPr>
         <w:spacing w:after="240" w:before="0" w:beforeAutospacing="0" w:lineRule="auto"/>
         <w:ind w:left="720" w:hanging="360"/>
         <w:rPr>
@@ -908,8 +930,6 @@
           <w:iCs w:val="1"/>
           <w:rtl w:val="0"/>
         </w:rPr>
-        <w:t xml:space="preserve">"Ele já foi dessa pra melhor."</w:t>
-        <w:br w:type="textWrapping"/>
         <w:t xml:space="preserve">“Ela morreu.”</w:t>
       </w:r>
     </w:p>
@@ -2781,6 +2801,28 @@
           <w:ilvl w:val="0"/>
           <w:numId w:val="10"/>
         </w:numPr>
+        <w:spacing w:after="0" w:afterAutospacing="0" w:before="0" w:beforeAutospacing="0" w:lineRule="auto"/>
+        <w:ind w:left="720" w:hanging="360"/>
+        <w:rPr>
+          <w:i w:val="1"/>
+          <w:iCs w:val="1"/>
+        </w:rPr>
+      </w:pPr>
+      <w:r>
+        <w:rPr>
+          <w:i w:val="1"/>
+          <w:iCs w:val="1"/>
+          <w:rtl w:val="0"/>
+        </w:rPr>
+        <w:t xml:space="preserve">“Não vou pagar de jeito nenhum.”</w:t>
+      </w:r>
+    </w:p>
+    <w:p>
+      <w:pPr>
+        <w:numPr>
+          <w:ilvl w:val="0"/>
+          <w:numId w:val="10"/>
+        </w:numPr>
         <w:spacing w:after="240" w:before="0" w:beforeAutospacing="0" w:lineRule="auto"/>
         <w:ind w:left="720" w:hanging="360"/>
         <w:rPr>
@@ -2794,24 +2836,7 @@
           <w:iCs w:val="1"/>
           <w:rtl w:val="0"/>
         </w:rPr>
-        <w:t xml:space="preserve">“Não vou pagar de jeito nenhum.”</w:t>
-        <w:br w:type="textWrapping"/>
         <w:t xml:space="preserve">“Não vou pagar isso, pode retomar a casa.”</w:t>
-      </w:r>
-    </w:p>
-    <w:p>
-      <w:pPr>
-        <w:spacing w:after="240" w:before="240" w:lineRule="auto"/>
-        <w:ind w:left="720" w:hanging="360"/>
-        <w:rPr>
-          <w:b w:val="1"/>
-          <w:bCs w:val="1"/>
-        </w:rPr>
-      </w:pPr>
-      <w:r>
-        <w:rPr>
-          <w:rtl w:val="0"/>
-        </w:rPr>
       </w:r>
     </w:p>
     <w:p>
